--- a/zht/docx/042.content.docx
+++ b/zht/docx/042.content.docx
@@ -373,18 +373,12 @@
           <w:lang w:val="zh_TW" w:bidi="zh_TW"/>
         </w:rPr>
       </w:r>
-      <w:hyperlink r:id="rId13">
-        <w:r>
-          <w:rPr>
-            <w:lang w:val="zh_TW" w:bidi="zh_TW"/>
-          </w:rPr>
-          <w:rPr>
-            <w:color w:val="0000EE"/>
-            <w:u w:val="single"/>
-          </w:rPr>
-          <w:t>彼得前書3:20</w:t>
-        </w:r>
-      </w:hyperlink>
+      <w:r>
+        <w:rPr>
+          <w:lang w:val="zh_TW" w:bidi="zh_TW"/>
+        </w:rPr>
+        <w:t>彼得前書3:20</w:t>
+      </w:r>
     </w:p>
     <w:p>
       <w:pPr>
@@ -397,18 +391,12 @@
           <w:lang w:val="zh_TW" w:bidi="zh_TW"/>
         </w:rPr>
       </w:r>
-      <w:hyperlink r:id="rId14">
-        <w:r>
-          <w:rPr>
-            <w:lang w:val="zh_TW" w:bidi="zh_TW"/>
-          </w:rPr>
-          <w:rPr>
-            <w:color w:val="0000EE"/>
-            <w:u w:val="single"/>
-          </w:rPr>
-          <w:t>出埃及記16:33–36</w:t>
-        </w:r>
-      </w:hyperlink>
+      <w:r>
+        <w:rPr>
+          <w:lang w:val="zh_TW" w:bidi="zh_TW"/>
+        </w:rPr>
+        <w:t>出埃及記16:33–36</w:t>
+      </w:r>
     </w:p>
     <w:p>
       <w:pPr>
@@ -421,18 +409,12 @@
           <w:lang w:val="zh_TW" w:bidi="zh_TW"/>
         </w:rPr>
       </w:r>
-      <w:hyperlink r:id="rId15">
-        <w:r>
-          <w:rPr>
-            <w:lang w:val="zh_TW" w:bidi="zh_TW"/>
-          </w:rPr>
-          <w:rPr>
-            <w:color w:val="0000EE"/>
-            <w:u w:val="single"/>
-          </w:rPr>
-          <w:t>出埃及記30:6</w:t>
-        </w:r>
-      </w:hyperlink>
+      <w:r>
+        <w:rPr>
+          <w:lang w:val="zh_TW" w:bidi="zh_TW"/>
+        </w:rPr>
+        <w:t>出埃及記30:6</w:t>
+      </w:r>
     </w:p>
     <w:p>
       <w:pPr>
@@ -445,18 +427,12 @@
           <w:lang w:val="zh_TW" w:bidi="zh_TW"/>
         </w:rPr>
       </w:r>
-      <w:hyperlink r:id="rId16">
-        <w:r>
-          <w:rPr>
-            <w:lang w:val="zh_TW" w:bidi="zh_TW"/>
-          </w:rPr>
-          <w:rPr>
-            <w:color w:val="0000EE"/>
-            <w:u w:val="single"/>
-          </w:rPr>
-          <w:t>創世記8:4–5</w:t>
-        </w:r>
-      </w:hyperlink>
+      <w:r>
+        <w:rPr>
+          <w:lang w:val="zh_TW" w:bidi="zh_TW"/>
+        </w:rPr>
+        <w:t>創世記8:4–5</w:t>
+      </w:r>
     </w:p>
     <w:p>
       <w:pPr>
@@ -469,18 +445,12 @@
           <w:lang w:val="zh_TW" w:bidi="zh_TW"/>
         </w:rPr>
       </w:r>
-      <w:hyperlink r:id="rId17">
-        <w:r>
-          <w:rPr>
-            <w:lang w:val="zh_TW" w:bidi="zh_TW"/>
-          </w:rPr>
-          <w:rPr>
-            <w:color w:val="0000EE"/>
-            <w:u w:val="single"/>
-          </w:rPr>
-          <w:t>路加福音17:27</w:t>
-        </w:r>
-      </w:hyperlink>
+      <w:r>
+        <w:rPr>
+          <w:lang w:val="zh_TW" w:bidi="zh_TW"/>
+        </w:rPr>
+        <w:t>路加福音17:27</w:t>
+      </w:r>
     </w:p>
     <w:p>
       <w:pPr>
@@ -493,18 +463,12 @@
           <w:lang w:val="zh_TW" w:bidi="zh_TW"/>
         </w:rPr>
       </w:r>
-      <w:hyperlink r:id="rId18">
-        <w:r>
-          <w:rPr>
-            <w:lang w:val="zh_TW" w:bidi="zh_TW"/>
-          </w:rPr>
-          <w:rPr>
-            <w:color w:val="0000EE"/>
-            <w:u w:val="single"/>
-          </w:rPr>
-          <w:t>馬太福音24:37–39</w:t>
-        </w:r>
-      </w:hyperlink>
+      <w:r>
+        <w:rPr>
+          <w:lang w:val="zh_TW" w:bidi="zh_TW"/>
+        </w:rPr>
+        <w:t>馬太福音24:37–39</w:t>
+      </w:r>
     </w:p>
     <w:p>
       <w:pPr>
@@ -771,18 +735,12 @@
           <w:lang w:val="zh_TW" w:bidi="zh_TW"/>
         </w:rPr>
       </w:r>
-      <w:hyperlink r:id="rId19">
-        <w:r>
-          <w:rPr>
-            <w:lang w:val="zh_TW" w:bidi="zh_TW"/>
-          </w:rPr>
-          <w:rPr>
-            <w:color w:val="0000EE"/>
-            <w:u w:val="single"/>
-          </w:rPr>
-          <w:t>使徒行傳4:11</w:t>
-        </w:r>
-      </w:hyperlink>
+      <w:r>
+        <w:rPr>
+          <w:lang w:val="zh_TW" w:bidi="zh_TW"/>
+        </w:rPr>
+        <w:t>使徒行傳4:11</w:t>
+      </w:r>
     </w:p>
     <w:p>
       <w:pPr>
@@ -795,18 +753,12 @@
           <w:lang w:val="zh_TW" w:bidi="zh_TW"/>
         </w:rPr>
       </w:r>
-      <w:hyperlink r:id="rId20">
-        <w:r>
-          <w:rPr>
-            <w:lang w:val="zh_TW" w:bidi="zh_TW"/>
-          </w:rPr>
-          <w:rPr>
-            <w:color w:val="0000EE"/>
-            <w:u w:val="single"/>
-          </w:rPr>
-          <w:t>以弗所書2:20</w:t>
-        </w:r>
-      </w:hyperlink>
+      <w:r>
+        <w:rPr>
+          <w:lang w:val="zh_TW" w:bidi="zh_TW"/>
+        </w:rPr>
+        <w:t>以弗所書2:20</w:t>
+      </w:r>
     </w:p>
     <w:p>
       <w:pPr>
@@ -819,18 +771,12 @@
           <w:lang w:val="zh_TW" w:bidi="zh_TW"/>
         </w:rPr>
       </w:r>
-      <w:hyperlink r:id="rId21">
-        <w:r>
-          <w:rPr>
-            <w:lang w:val="zh_TW" w:bidi="zh_TW"/>
-          </w:rPr>
-          <w:rPr>
-            <w:color w:val="0000EE"/>
-            <w:u w:val="single"/>
-          </w:rPr>
-          <w:t>馬太福音21:42</w:t>
-        </w:r>
-      </w:hyperlink>
+      <w:r>
+        <w:rPr>
+          <w:lang w:val="zh_TW" w:bidi="zh_TW"/>
+        </w:rPr>
+        <w:t>馬太福音21:42</w:t>
+      </w:r>
     </w:p>
     <w:p>
       <w:pPr>
@@ -843,18 +789,12 @@
           <w:lang w:val="zh_TW" w:bidi="zh_TW"/>
         </w:rPr>
       </w:r>
-      <w:hyperlink r:id="rId22">
-        <w:r>
-          <w:rPr>
-            <w:lang w:val="zh_TW" w:bidi="zh_TW"/>
-          </w:rPr>
-          <w:rPr>
-            <w:color w:val="0000EE"/>
-            <w:u w:val="single"/>
-          </w:rPr>
-          <w:t>詩篇118:22</w:t>
-        </w:r>
-      </w:hyperlink>
+      <w:r>
+        <w:rPr>
+          <w:lang w:val="zh_TW" w:bidi="zh_TW"/>
+        </w:rPr>
+        <w:t>詩篇118:22</w:t>
+      </w:r>
     </w:p>
     <w:p>
       <w:pPr>

--- a/zht/docx/042.content.docx
+++ b/zht/docx/042.content.docx
@@ -336,19 +336,7 @@
         <w:rPr>
           <w:lang w:val="zh_TW" w:bidi="zh_TW"/>
         </w:rPr>
-        <w:t>、</w:t>
-      </w:r>
-      <w:r>
-        <w:rPr>
-          <w:lang w:val="zh_TW" w:bidi="zh_TW"/>
-        </w:rPr>
-        <w:t>籃子</w:t>
-      </w:r>
-      <w:r>
-        <w:rPr>
-          <w:lang w:val="zh_TW" w:bidi="zh_TW"/>
-        </w:rPr>
-        <w:t>）</w:t>
+        <w:t>、籃子）</w:t>
       </w:r>
     </w:p>
     <w:p>
